--- a/docs/source/UC.docx
+++ b/docs/source/UC.docx
@@ -29967,7 +29967,7 @@
                 <w:sz w:val="24"/>
                 <w:szCs w:val="24"/>
               </w:rPr>
-              <w:t>Tích hợp liên tục (Continuous Integration: build, verify tự động) và triển khai liên tục (Continuous Deployment): sau khi Pull Request được merge vào main và CI chạy lại xanh, JAR được smoke test trên GitHub runner rồi tự động phát hành lên GitHub Releases.</w:t>
+              <w:t>Tích hợp liên tục (Continuous Integration: build, verify tự động) và phân phối liên tục (Continuous Delivery): sau merge và CI xanh, JAR được smoke test trên GitHub runner rồi tự động phát hành lên GitHub Releases.</w:t>
             </w:r>
           </w:p>
         </w:tc>
